--- a/docs/relaunch/MASTER-RELAUNCH-BLITZ-PACK.docx
+++ b/docs/relaunch/MASTER-RELAUNCH-BLITZ-PACK.docx
@@ -583,7 +583,7 @@
         <w:pStyle w:val="Heading2"/>
       </w:pPr>
       <w:r>
-        <w:t>2. MacroLens</w:t>
+        <w:t>2. Macro Lens</w:t>
       </w:r>
     </w:p>
     <w:p>
@@ -591,7 +591,7 @@
         <w:rPr>
           <w:b w:val="0"/>
         </w:rPr>
-        <w:t>HEARTBEAT: Before you check your portfolio, check the weather. MacroLens: the plain-English daily macro brief.</w:t>
+        <w:t>HEARTBEAT: Before you check your portfolio, check the weather. Macro Lens: the plain-English daily macro brief.</w:t>
       </w:r>
     </w:p>
     <w:p>
